--- a/분석/1부2화_La_clausola_che_non_sale_분석.docx
+++ b/분석/1부2화_La_clausola_che_non_sale_분석.docx
@@ -529,7 +529,7 @@
           <w:color w:val="1A1A1A"/>
           <w:sz w:val="22"/>
         </w:rPr>
-        <w:t xml:space="preserve">   Io userei un'altra ora per controllare i conti di ieri.</w:t>
+        <w:t xml:space="preserve">   Io userei quest'ora per controllare i conti di ieri.</w:t>
       </w:r>
     </w:p>
     <w:p>
@@ -542,7 +542,7 @@
           <w:color w:val="808080"/>
           <w:sz w:val="18"/>
         </w:rPr>
-        <w:t>난 그 시간에 어제 회계 장부나 확인하겠어.</w:t>
+        <w:t>난 이 시간에 어제 장부나 확인하겠어.</w:t>
       </w:r>
     </w:p>
     <w:p>
@@ -589,15 +589,15 @@
           <w:color w:val="262626"/>
           <w:sz w:val="18"/>
         </w:rPr>
-        <w:t>un'altra</w:t>
-      </w:r>
-      <w:r>
-        <w:rPr>
-          <w:b w:val="0"/>
-          <w:color w:val="262626"/>
-          <w:sz w:val="18"/>
-        </w:rPr>
-        <w:t xml:space="preserve"> — una + altra(또 하나의, 여·단) — ora(여)에 일치</w:t>
+        <w:t>ora</w:t>
+      </w:r>
+      <w:r>
+        <w:rPr>
+          <w:b w:val="0"/>
+          <w:color w:val="262626"/>
+          <w:sz w:val="18"/>
+        </w:rPr>
+        <w:t xml:space="preserve"> — 명사(여) · 시간, 시각 — quest'ora: 이 시간</w:t>
       </w:r>
       <w:r>
         <w:rPr>
@@ -621,7 +621,7 @@
           <w:color w:val="262626"/>
           <w:sz w:val="18"/>
         </w:rPr>
-        <w:t xml:space="preserve"> — 동사 원형 · 확인하다, 점검하다</w:t>
+        <w:t xml:space="preserve"> — 동사 · 확인하다, 점검하다</w:t>
       </w:r>
       <w:r>
         <w:rPr>
@@ -645,7 +645,7 @@
           <w:color w:val="262626"/>
           <w:sz w:val="18"/>
         </w:rPr>
-        <w:t xml:space="preserve"> — 명사(남) conto의 복수 · 계산, 장부</w:t>
+        <w:t xml:space="preserve"> — 명사 conto(계산, 장부)의 남성 복수</w:t>
       </w:r>
     </w:p>
     <w:p>
@@ -668,7 +668,7 @@
           <w:color w:val="262626"/>
           <w:sz w:val="18"/>
         </w:rPr>
-        <w:t>조건법 현재(userei)는 의견·제안을 부드럽게 말할 때 쓴다: Io userei... = '나라면 ~하겠어'. per + 부정사 = 목적 '~하기 위해'.</w:t>
+        <w:t>조건법 현재(userei)로 '나라면 ~하겠다'는 완곡한 제안·의견. questa는 모음 앞에서 quest'로 축약. per + 원형: 목적 '~하려고'.</w:t>
       </w:r>
     </w:p>
     <w:p>
@@ -691,7 +691,7 @@
           <w:color w:val="262626"/>
           <w:sz w:val="18"/>
         </w:rPr>
-        <w:t>Io + 조건법: '나 같으면 ~할 텐데' — 숫자 재확인부터 하자는 Alessandro의 신중함.</w:t>
+        <w:t>Alessandro다운 실용주의 — 기다리는 시간도 숫자 확인에 쓰자는 말.</w:t>
       </w:r>
     </w:p>
     <w:p>
@@ -714,7 +714,7 @@
           <w:color w:val="262626"/>
           <w:sz w:val="18"/>
         </w:rPr>
-        <w:t>조건법 현재(Condizionale presente: userei) — 완곡한 제안</w:t>
+        <w:t>조건법 현재(Condizionale presente) — 완곡한 의견</w:t>
       </w:r>
     </w:p>
     <w:p>
@@ -2778,7 +2778,7 @@
           <w:color w:val="808080"/>
           <w:sz w:val="18"/>
         </w:rPr>
-        <w:t>파티마, 계약서를 탁자 위에 놓읍시다. 같이 봐요.</w:t>
+        <w:t>파티마, 계약서를 탁자에 올려놔요. 같이 봐요.</w:t>
       </w:r>
     </w:p>
     <w:p>
@@ -5226,7 +5226,7 @@
           <w:color w:val="1A1A1A"/>
           <w:sz w:val="22"/>
         </w:rPr>
-        <w:t xml:space="preserve">   L'ho ricevuta tre settimane fa. Trenta giorni per rispondere.</w:t>
+        <w:t xml:space="preserve">   È arrivata martedì, ma è datata tre settimane fa.</w:t>
       </w:r>
     </w:p>
     <w:p>
@@ -5239,7 +5239,7 @@
           <w:color w:val="808080"/>
           <w:sz w:val="18"/>
         </w:rPr>
-        <w:t>삼 주 전에 받았어요. 답장 기한은 삼십 일이에요.</w:t>
+        <w:t>화요일에 왔지만, 날짜는 삼 주 전으로 찍혀 있어요.</w:t>
       </w:r>
     </w:p>
     <w:p>
@@ -5262,15 +5262,15 @@
           <w:color w:val="262626"/>
           <w:sz w:val="18"/>
         </w:rPr>
-        <w:t>l'ho ricevuta</w:t>
-      </w:r>
-      <w:r>
-        <w:rPr>
-          <w:b w:val="0"/>
-          <w:color w:val="262626"/>
-          <w:sz w:val="18"/>
-        </w:rPr>
-        <w:t xml:space="preserve"> — la(그것을, la lettera) + ho ricevuta — ricevere 근과거 1인칭 단수, 과거분사 여·단 일치</w:t>
+        <w:t>è arrivata</w:t>
+      </w:r>
+      <w:r>
+        <w:rPr>
+          <w:b w:val="0"/>
+          <w:color w:val="262626"/>
+          <w:sz w:val="18"/>
+        </w:rPr>
+        <w:t xml:space="preserve"> — 동사 arrivare(도착하다) 직설법 근과거 3인칭 단수 — 조동사 essere, 과거분사 여성 단수 일치(la lettera)</w:t>
       </w:r>
       <w:r>
         <w:rPr>
@@ -5286,15 +5286,15 @@
           <w:color w:val="262626"/>
           <w:sz w:val="18"/>
         </w:rPr>
-        <w:t>settimane</w:t>
-      </w:r>
-      <w:r>
-        <w:rPr>
-          <w:b w:val="0"/>
-          <w:color w:val="262626"/>
-          <w:sz w:val="18"/>
-        </w:rPr>
-        <w:t xml:space="preserve"> — 명사(여) settimana의 복수 · 주</w:t>
+        <w:t>datata</w:t>
+      </w:r>
+      <w:r>
+        <w:rPr>
+          <w:b w:val="0"/>
+          <w:color w:val="262626"/>
+          <w:sz w:val="18"/>
+        </w:rPr>
+        <w:t xml:space="preserve"> — 형용사/과거분사 datato(날짜가 적힌) 여성 단수 — 동사 datare에서</w:t>
       </w:r>
       <w:r>
         <w:rPr>
@@ -5310,15 +5310,15 @@
           <w:color w:val="262626"/>
           <w:sz w:val="18"/>
         </w:rPr>
-        <w:t>rispondere</w:t>
-      </w:r>
-      <w:r>
-        <w:rPr>
-          <w:b w:val="0"/>
-          <w:color w:val="262626"/>
-          <w:sz w:val="18"/>
-        </w:rPr>
-        <w:t xml:space="preserve"> — 동사 원형 · 답하다</w:t>
+        <w:t>fa</w:t>
+      </w:r>
+      <w:r>
+        <w:rPr>
+          <w:b w:val="0"/>
+          <w:color w:val="262626"/>
+          <w:sz w:val="18"/>
+        </w:rPr>
+        <w:t xml:space="preserve"> — 부사 · ~전에 (시간 + fa)</w:t>
       </w:r>
     </w:p>
     <w:p>
@@ -5341,7 +5341,7 @@
           <w:color w:val="262626"/>
           <w:sz w:val="18"/>
         </w:rPr>
-        <w:t>직접목적대명사 la + 근과거 → 과거분사가 여·단 일치: l'ho ricevuta. 기간 + fa = '~ 전'. per + 부정사 = '~하기 위한'.</w:t>
+        <w:t>essere를 조동사로 쓰는 근과거는 과거분사가 주어와 성·수 일치: (la lettera) è arrivata. 시간 + fa = '~전에': tre settimane fa.</w:t>
       </w:r>
     </w:p>
     <w:p>
@@ -5364,7 +5364,7 @@
           <w:color w:val="262626"/>
           <w:sz w:val="18"/>
         </w:rPr>
-        <w:t>Trenta giorni per rispondere: 동사 없이 '답할 기한 30일' — 편지 내용을 요약.</w:t>
+        <w:t>essere datato/a: '날짜가 ~로 적혀 있다' — 공문서에서 도착일과 작성일이 다를 수 있다는 점이 이 화의 핵심.</w:t>
       </w:r>
     </w:p>
     <w:p>
@@ -5387,7 +5387,7 @@
           <w:color w:val="262626"/>
           <w:sz w:val="18"/>
         </w:rPr>
-        <w:t>근과거(Passato prossimo: ho ricevuta) — 과거 사건; 두 번째 문장은 동사 없음</w:t>
+        <w:t>직설법 근과거(Passato prossimo: è arrivata) — 완료된 과거; 직설법 현재(è datata) — 지금 보이는 상태</w:t>
       </w:r>
     </w:p>
     <w:p>
@@ -5414,7 +5414,7 @@
           <w:color w:val="1A1A1A"/>
           <w:sz w:val="22"/>
         </w:rPr>
-        <w:t xml:space="preserve">   Trenta giorni dalla data della lettera, non da oggi.</w:t>
+        <w:t xml:space="preserve">   Trenta giorni dalla data della lettera, non dall'arrivo.</w:t>
       </w:r>
     </w:p>
     <w:p>
@@ -5427,7 +5427,7 @@
           <w:color w:val="808080"/>
           <w:sz w:val="18"/>
         </w:rPr>
-        <w:t>삼십 일은 편지 날짜부터지, 오늘부터가 아니야.</w:t>
+        <w:t>삼십 일은 편지에 적힌 날짜부터지, 받은 날부터가 아니야.</w:t>
       </w:r>
     </w:p>
     <w:p>
@@ -5450,15 +5450,15 @@
           <w:color w:val="262626"/>
           <w:sz w:val="18"/>
         </w:rPr>
-        <w:t>dalla</w:t>
-      </w:r>
-      <w:r>
-        <w:rPr>
-          <w:b w:val="0"/>
-          <w:color w:val="262626"/>
-          <w:sz w:val="18"/>
-        </w:rPr>
-        <w:t xml:space="preserve"> — 전치사 da + la — 기점 '~부터'</w:t>
+        <w:t>giorni</w:t>
+      </w:r>
+      <w:r>
+        <w:rPr>
+          <w:b w:val="0"/>
+          <w:color w:val="262626"/>
+          <w:sz w:val="18"/>
+        </w:rPr>
+        <w:t xml:space="preserve"> — 명사(남) · 날, 일 / 단수 giorno</w:t>
       </w:r>
       <w:r>
         <w:rPr>
@@ -5482,7 +5482,7 @@
           <w:color w:val="262626"/>
           <w:sz w:val="18"/>
         </w:rPr>
-        <w:t xml:space="preserve"> — 명사(여) · 날짜</w:t>
+        <w:t xml:space="preserve"> — 명사(여) · 날짜 / 복수 date</w:t>
       </w:r>
       <w:r>
         <w:rPr>
@@ -5498,39 +5498,15 @@
           <w:color w:val="262626"/>
           <w:sz w:val="18"/>
         </w:rPr>
-        <w:t>della</w:t>
-      </w:r>
-      <w:r>
-        <w:rPr>
-          <w:b w:val="0"/>
-          <w:color w:val="262626"/>
-          <w:sz w:val="18"/>
-        </w:rPr>
-        <w:t xml:space="preserve"> — 전치사 di + la</w:t>
-      </w:r>
-      <w:r>
-        <w:rPr>
-          <w:b w:val="0"/>
-          <w:color w:val="262626"/>
-          <w:sz w:val="18"/>
-        </w:rPr>
-        <w:t xml:space="preserve"> · </w:t>
-      </w:r>
-      <w:r>
-        <w:rPr>
-          <w:b/>
-          <w:color w:val="262626"/>
-          <w:sz w:val="18"/>
-        </w:rPr>
-        <w:t>oggi</w:t>
-      </w:r>
-      <w:r>
-        <w:rPr>
-          <w:b w:val="0"/>
-          <w:color w:val="262626"/>
-          <w:sz w:val="18"/>
-        </w:rPr>
-        <w:t xml:space="preserve"> — 부사 · 오늘</w:t>
+        <w:t>arrivo</w:t>
+      </w:r>
+      <w:r>
+        <w:rPr>
+          <w:b w:val="0"/>
+          <w:color w:val="262626"/>
+          <w:sz w:val="18"/>
+        </w:rPr>
+        <w:t xml:space="preserve"> — 명사(남) · 도착 / 동사 arrivare에서</w:t>
       </w:r>
     </w:p>
     <w:p>
@@ -5553,7 +5529,7 @@
           <w:color w:val="262626"/>
           <w:sz w:val="18"/>
         </w:rPr>
-        <w:t>da + 시점: '~부터'(dalla data / da oggi — oggi는 관사 없음). A, non B: 대조 구조.</w:t>
+        <w:t>전치사 결합: da + la = dalla, da + l' = dall'(모음 앞 축약). di + la = della.</w:t>
       </w:r>
     </w:p>
     <w:p>
@@ -5576,7 +5552,7 @@
           <w:color w:val="262626"/>
           <w:sz w:val="18"/>
         </w:rPr>
-        <w:t>기한 기산점을 바로잡는 Chiara — 법적 기한은 '편지 날짜부터'.</w:t>
+        <w:t>기한 계산의 기준점(dalla data di...)을 밝히는 법률·행정 표현.</w:t>
       </w:r>
     </w:p>
     <w:p>
@@ -5599,7 +5575,7 @@
           <w:color w:val="262626"/>
           <w:sz w:val="18"/>
         </w:rPr>
-        <w:t>동사 없음(명사문)</w:t>
+        <w:t>동사 없음(명사문) — 계산 기준을 짧게 제시</w:t>
       </w:r>
     </w:p>
     <w:p>
@@ -6426,7 +6402,7 @@
           <w:color w:val="1A1A1A"/>
           <w:sz w:val="22"/>
         </w:rPr>
-        <w:t xml:space="preserve">   Segretario Gramsci, entri pure. Stiamo leggendo l'affitto di Fatima.</w:t>
+        <w:t xml:space="preserve">   Segretario Gramsci, entri pure. Stiamo leggendo il contratto di Fatima.</w:t>
       </w:r>
     </w:p>
     <w:p>
@@ -6439,7 +6415,7 @@
           <w:color w:val="808080"/>
           <w:sz w:val="18"/>
         </w:rPr>
-        <w:t>그람시 서기장님, 들어오세요. 파티마의 임대차 계약을 읽고 있어요.</w:t>
+        <w:t>그람시 서기장님, 들어오세요. 파티마의 임대차 계약서를 읽고 있어요.</w:t>
       </w:r>
     </w:p>
     <w:p>
@@ -6470,7 +6446,7 @@
           <w:color w:val="262626"/>
           <w:sz w:val="18"/>
         </w:rPr>
-        <w:t xml:space="preserve"> — 동사 entrare(들어오다)의 Lei 명령형(접속법 현재 3인칭 단수 형태)</w:t>
+        <w:t xml:space="preserve"> — 동사 entrare(들어오다)의 Lei 명령형</w:t>
       </w:r>
       <w:r>
         <w:rPr>
@@ -6494,7 +6470,7 @@
           <w:color w:val="262626"/>
           <w:sz w:val="18"/>
         </w:rPr>
-        <w:t xml:space="preserve"> — 부사 · 명령과 함께 '어서, 편하게'</w:t>
+        <w:t xml:space="preserve"> — 부사 · 명령문에서 '어서, 편하게'</w:t>
       </w:r>
       <w:r>
         <w:rPr>
@@ -6518,7 +6494,31 @@
           <w:color w:val="262626"/>
           <w:sz w:val="18"/>
         </w:rPr>
-        <w:t xml:space="preserve"> — stare 직설법 현재 1인칭 복수 + 제룬디오 leggendo — 현재진행</w:t>
+        <w:t xml:space="preserve"> — stare 직설법 현재 1인칭 복수 + leggere의 제룬디오 — 읽고 있다</w:t>
+      </w:r>
+      <w:r>
+        <w:rPr>
+          <w:b w:val="0"/>
+          <w:color w:val="262626"/>
+          <w:sz w:val="18"/>
+        </w:rPr>
+        <w:t xml:space="preserve"> · </w:t>
+      </w:r>
+      <w:r>
+        <w:rPr>
+          <w:b/>
+          <w:color w:val="262626"/>
+          <w:sz w:val="18"/>
+        </w:rPr>
+        <w:t>contratto</w:t>
+      </w:r>
+      <w:r>
+        <w:rPr>
+          <w:b w:val="0"/>
+          <w:color w:val="262626"/>
+          <w:sz w:val="18"/>
+        </w:rPr>
+        <w:t xml:space="preserve"> — 명사(남) · 계약서 / 복수 contratti</w:t>
       </w:r>
     </w:p>
     <w:p>
@@ -6541,7 +6541,7 @@
           <w:color w:val="262626"/>
           <w:sz w:val="18"/>
         </w:rPr>
-        <w:t>Lei 명령형 entri(tu: entra). stare + 제룬디오 = 지금 진행 중인 동작: stiamo leggendo(-ere → -endo, -are → -ando).</w:t>
+        <w:t>stare + 제룬디오(-ando/-endo): 지금 진행 중인 행동. 명령형 + pure: 허락·권유를 부드럽게.</w:t>
       </w:r>
     </w:p>
     <w:p>
@@ -6564,7 +6564,7 @@
           <w:color w:val="262626"/>
           <w:sz w:val="18"/>
         </w:rPr>
-        <w:t>Entri pure!: '어서 들어오세요' — pure는 명령을 허락·권유로 부드럽게 만든다(Prego, si accomodi와 비슷).</w:t>
+        <w:t>Entri pure: '들어오세요' — 정중하고 환영하는 표현. Chiara는 Gramsci에게 Lei를 쓴다.</w:t>
       </w:r>
     </w:p>
     <w:p>
@@ -6587,7 +6587,7 @@
           <w:color w:val="262626"/>
           <w:sz w:val="18"/>
         </w:rPr>
-        <w:t>명령법 Lei형(entri) — 정중한 권유; 현재진행(stare + gerundio) — 지금 하고 있는 일</w:t>
+        <w:t>현재진행(stare + gerundio), Lei 명령법</w:t>
       </w:r>
     </w:p>
     <w:p>
@@ -8990,7 +8990,7 @@
           <w:color w:val="1A1A1A"/>
           <w:sz w:val="22"/>
         </w:rPr>
-        <w:t xml:space="preserve">   Alessandro, che numero hai trovato? Dillo e basta.</w:t>
+        <w:t xml:space="preserve">   Alessandro, che numero ha trovato? Lo dica e basta.</w:t>
       </w:r>
     </w:p>
     <w:p>
@@ -9034,7 +9034,7 @@
           <w:color w:val="262626"/>
           <w:sz w:val="18"/>
         </w:rPr>
-        <w:t xml:space="preserve"> — 명사(남) · 숫자</w:t>
+        <w:t xml:space="preserve"> — 명사(남) · 숫자 / 복수 numeri</w:t>
       </w:r>
       <w:r>
         <w:rPr>
@@ -9050,15 +9050,15 @@
           <w:color w:val="262626"/>
           <w:sz w:val="18"/>
         </w:rPr>
-        <w:t>hai trovato</w:t>
-      </w:r>
-      <w:r>
-        <w:rPr>
-          <w:b w:val="0"/>
-          <w:color w:val="262626"/>
-          <w:sz w:val="18"/>
-        </w:rPr>
-        <w:t xml:space="preserve"> — 동사 trovare 근과거 2인칭 단수</w:t>
+        <w:t>ha trovato</w:t>
+      </w:r>
+      <w:r>
+        <w:rPr>
+          <w:b w:val="0"/>
+          <w:color w:val="262626"/>
+          <w:sz w:val="18"/>
+        </w:rPr>
+        <w:t xml:space="preserve"> — 동사 trovare(찾다) 근과거 3인칭 단수(Lei)</w:t>
       </w:r>
       <w:r>
         <w:rPr>
@@ -9074,15 +9074,15 @@
           <w:color w:val="262626"/>
           <w:sz w:val="18"/>
         </w:rPr>
-        <w:t>dillo</w:t>
-      </w:r>
-      <w:r>
-        <w:rPr>
-          <w:b w:val="0"/>
-          <w:color w:val="262626"/>
-          <w:sz w:val="18"/>
-        </w:rPr>
-        <w:t xml:space="preserve"> — dire의 tu 명령형 di' + lo — l 중복</w:t>
+        <w:t>dica</w:t>
+      </w:r>
+      <w:r>
+        <w:rPr>
+          <w:b w:val="0"/>
+          <w:color w:val="262626"/>
+          <w:sz w:val="18"/>
+        </w:rPr>
+        <w:t xml:space="preserve"> — 동사 dire(말하다)의 Lei 명령형</w:t>
       </w:r>
       <w:r>
         <w:rPr>
@@ -9098,15 +9098,15 @@
           <w:color w:val="262626"/>
           <w:sz w:val="18"/>
         </w:rPr>
-        <w:t>basta</w:t>
-      </w:r>
-      <w:r>
-        <w:rPr>
-          <w:b w:val="0"/>
-          <w:color w:val="262626"/>
-          <w:sz w:val="18"/>
-        </w:rPr>
-        <w:t xml:space="preserve"> — 동사 bastare 3인칭 단수 — e basta</w:t>
+        <w:t>e basta</w:t>
+      </w:r>
+      <w:r>
+        <w:rPr>
+          <w:b w:val="0"/>
+          <w:color w:val="262626"/>
+          <w:sz w:val="18"/>
+        </w:rPr>
+        <w:t xml:space="preserve"> — 그냥, 그것만 — '더 이상 말 말고'</w:t>
       </w:r>
     </w:p>
     <w:p>
@@ -9129,7 +9129,7 @@
           <w:color w:val="262626"/>
           <w:sz w:val="18"/>
         </w:rPr>
-        <w:t>che + 명사: '어떤 ~?'(che numero?). 단음절 명령형 di' + lo → dillo(자음 중복).</w:t>
+        <w:t>존칭 Lei는 3인칭 단수 활용: ha trovato, dica. Lei 명령형에서 대명사는 동사 앞에 둔다(Lo dica, tu는 Dillo).</w:t>
       </w:r>
     </w:p>
     <w:p>
@@ -9152,7 +9152,7 @@
           <w:color w:val="262626"/>
           <w:sz w:val="18"/>
         </w:rPr>
-        <w:t>Dillo e basta: '그냥 말해' — 1화 Giulia의 'Decidiamo e basta'와 같은 e basta 구조. 답답해진 Sofia가 tu로 재촉.</w:t>
+        <w:t>... e basta: '그냥 ~해요' — 조급함을 드러내는 구어. Sofia는 Alessandro에게 Lei를 유지한다.</w:t>
       </w:r>
     </w:p>
     <w:p>
@@ -9175,7 +9175,7 @@
           <w:color w:val="262626"/>
           <w:sz w:val="18"/>
         </w:rPr>
-        <w:t>근과거(Passato prossimo: hai trovato) — 방금 결과; 명령법 2인칭 단수(dillo) — 재촉</w:t>
+        <w:t>근과거(Passato prossimo) + Lei 명령법</w:t>
       </w:r>
     </w:p>
     <w:p>
@@ -10131,7 +10131,7 @@
           <w:color w:val="1A1A1A"/>
           <w:sz w:val="22"/>
         </w:rPr>
-        <w:t xml:space="preserve">   Ok, mettiamolo in una matrice: fatti, legge, azione, scadenza.</w:t>
+        <w:t xml:space="preserve">   Ok, mettiamolo in una matrice: fatti, legge, scadenza, raccomandata.</w:t>
       </w:r>
     </w:p>
     <w:p>
@@ -10144,7 +10144,7 @@
           <w:color w:val="808080"/>
           <w:sz w:val="18"/>
         </w:rPr>
-        <w:t>좋아, 표로 정리하자: 사실, 법, 행동, 기한.</w:t>
+        <w:t>좋아, 매트릭스로 정리하자. 사실, 법, 기한, 등기우편.</w:t>
       </w:r>
     </w:p>
     <w:p>
@@ -10175,7 +10175,7 @@
           <w:color w:val="262626"/>
           <w:sz w:val="18"/>
         </w:rPr>
-        <w:t xml:space="preserve"> — mettere의 noi 명령형 mettiamo + lo</w:t>
+        <w:t xml:space="preserve"> — 동사 mettere(넣다)의 noi 명령형 mettiamo + lo</w:t>
       </w:r>
       <w:r>
         <w:rPr>
@@ -10191,15 +10191,15 @@
           <w:color w:val="262626"/>
           <w:sz w:val="18"/>
         </w:rPr>
-        <w:t>azione</w:t>
-      </w:r>
-      <w:r>
-        <w:rPr>
-          <w:b w:val="0"/>
-          <w:color w:val="262626"/>
-          <w:sz w:val="18"/>
-        </w:rPr>
-        <w:t xml:space="preserve"> — 명사(여) · 행동, 조치 / 복수 azioni</w:t>
+        <w:t>matrice</w:t>
+      </w:r>
+      <w:r>
+        <w:rPr>
+          <w:b w:val="0"/>
+          <w:color w:val="262626"/>
+          <w:sz w:val="18"/>
+        </w:rPr>
+        <w:t xml:space="preserve"> — 명사(여) · 매트릭스, 표 / 복수 matrici</w:t>
       </w:r>
       <w:r>
         <w:rPr>
@@ -10223,7 +10223,31 @@
           <w:color w:val="262626"/>
           <w:sz w:val="18"/>
         </w:rPr>
-        <w:t xml:space="preserve"> — 명사(여) · 마감, 기한 / 복수 scadenze</w:t>
+        <w:t xml:space="preserve"> — 명사(여) · 기한, 만기 / 복수 scadenze</w:t>
+      </w:r>
+      <w:r>
+        <w:rPr>
+          <w:b w:val="0"/>
+          <w:color w:val="262626"/>
+          <w:sz w:val="18"/>
+        </w:rPr>
+        <w:t xml:space="preserve"> · </w:t>
+      </w:r>
+      <w:r>
+        <w:rPr>
+          <w:b/>
+          <w:color w:val="262626"/>
+          <w:sz w:val="18"/>
+        </w:rPr>
+        <w:t>raccomandata</w:t>
+      </w:r>
+      <w:r>
+        <w:rPr>
+          <w:b w:val="0"/>
+          <w:color w:val="262626"/>
+          <w:sz w:val="18"/>
+        </w:rPr>
+        <w:t xml:space="preserve"> — 명사(여) · 등기우편 (lettera raccomandata)</w:t>
       </w:r>
     </w:p>
     <w:p>
@@ -10246,7 +10270,7 @@
           <w:color w:val="262626"/>
           <w:sz w:val="18"/>
         </w:rPr>
-        <w:t>noi 명령형 뒤에 대명사가 붙는다(mettiamolo). 콜론 뒤 명사 나열.</w:t>
+        <w:t>noi 명령형(mettiamo)에 목적대명사 lo를 붙여 mettiamolo. 콜론(:) 뒤에 항목을 나열한다.</w:t>
       </w:r>
     </w:p>
     <w:p>
@@ -10269,7 +10293,7 @@
           <w:color w:val="262626"/>
           <w:sz w:val="18"/>
         </w:rPr>
-        <w:t>Chiara의 시그니처 '매트릭스' 재등장 — 사실·법·조치·기한 4칸.</w:t>
+        <w:t>Chiara의 입버릇 '매트릭스로 정리하자'. raccomandata: 이탈리아에서 법적 통지에 쓰는 등기우편.</w:t>
       </w:r>
     </w:p>
     <w:p>
@@ -10292,7 +10316,7 @@
           <w:color w:val="262626"/>
           <w:sz w:val="18"/>
         </w:rPr>
-        <w:t>명령법 1인칭 복수(Imperativo) — 제안</w:t>
+        <w:t>noi 명령법(Imperativo, 1인칭 복수) — 제안</w:t>
       </w:r>
     </w:p>
     <w:p>
@@ -12083,7 +12107,7 @@
           <w:color w:val="1A1A1A"/>
           <w:sz w:val="22"/>
         </w:rPr>
-        <w:t xml:space="preserve">   Fatima, fidati. Qui non capita niente di brutto, davvero.</w:t>
+        <w:t xml:space="preserve">   Fatima, si fidi. Qui non capita niente di brutto, davvero.</w:t>
       </w:r>
     </w:p>
     <w:p>
@@ -12119,15 +12143,15 @@
           <w:color w:val="262626"/>
           <w:sz w:val="18"/>
         </w:rPr>
-        <w:t>fidati</w:t>
-      </w:r>
-      <w:r>
-        <w:rPr>
-          <w:b w:val="0"/>
-          <w:color w:val="262626"/>
-          <w:sz w:val="18"/>
-        </w:rPr>
-        <w:t xml:space="preserve"> — 재귀동사 fidarsi(믿다)의 tu 명령형 fida + ti</w:t>
+        <w:t>si fidi</w:t>
+      </w:r>
+      <w:r>
+        <w:rPr>
+          <w:b w:val="0"/>
+          <w:color w:val="262626"/>
+          <w:sz w:val="18"/>
+        </w:rPr>
+        <w:t xml:space="preserve"> — 재귀동사 fidarsi(믿다)의 Lei 명령형</w:t>
       </w:r>
       <w:r>
         <w:rPr>
@@ -12167,15 +12191,39 @@
           <w:color w:val="262626"/>
           <w:sz w:val="18"/>
         </w:rPr>
-        <w:t>brutto</w:t>
-      </w:r>
-      <w:r>
-        <w:rPr>
-          <w:b w:val="0"/>
-          <w:color w:val="262626"/>
-          <w:sz w:val="18"/>
-        </w:rPr>
-        <w:t xml:space="preserve"> — 형용사 · 나쁜, 못생긴 — 남·단</w:t>
+        <w:t>niente di brutto</w:t>
+      </w:r>
+      <w:r>
+        <w:rPr>
+          <w:b w:val="0"/>
+          <w:color w:val="262626"/>
+          <w:sz w:val="18"/>
+        </w:rPr>
+        <w:t xml:space="preserve"> — 나쁜 일 아무것도 — niente di + 형용사(남성 단수)</w:t>
+      </w:r>
+      <w:r>
+        <w:rPr>
+          <w:b w:val="0"/>
+          <w:color w:val="262626"/>
+          <w:sz w:val="18"/>
+        </w:rPr>
+        <w:t xml:space="preserve"> · </w:t>
+      </w:r>
+      <w:r>
+        <w:rPr>
+          <w:b/>
+          <w:color w:val="262626"/>
+          <w:sz w:val="18"/>
+        </w:rPr>
+        <w:t>davvero</w:t>
+      </w:r>
+      <w:r>
+        <w:rPr>
+          <w:b w:val="0"/>
+          <w:color w:val="262626"/>
+          <w:sz w:val="18"/>
+        </w:rPr>
+        <w:t xml:space="preserve"> — 부사 · 정말로</w:t>
       </w:r>
     </w:p>
     <w:p>
@@ -12198,7 +12246,7 @@
           <w:color w:val="262626"/>
           <w:sz w:val="18"/>
         </w:rPr>
-        <w:t>tu 긍정 명령 + 재귀대명사: fida + ti = fidati. niente di + 형용사(남·단): niente di brutto(나쁜 일 아무것도), qualcosa di bello.</w:t>
+        <w:t>Lei 명령형에서 재귀대명사는 동사 앞: si fidi (tu는 fidati). niente/qualcosa + di + 형용사: '~한 것'.</w:t>
       </w:r>
     </w:p>
     <w:p>
@@ -12221,7 +12269,7 @@
           <w:color w:val="262626"/>
           <w:sz w:val="18"/>
         </w:rPr>
-        <w:t>Fidati!: '날 믿어!' — 친구 사이의 안심시키는 말. davvero로 진심을 강조.</w:t>
+        <w:t>Sofia가 불안한 Fatima를 안심시키는 말. Sofia는 연장자에게 Lei를 쓴다.</w:t>
       </w:r>
     </w:p>
     <w:p>
@@ -12244,7 +12292,7 @@
           <w:color w:val="262626"/>
           <w:sz w:val="18"/>
         </w:rPr>
-        <w:t>명령법 2인칭 단수(fidati) — 권유; 직설법 현재(capita) — 일반적 사실</w:t>
+        <w:t>Lei 명령법 + 직설법 현재(Indicativo presente)</w:t>
       </w:r>
     </w:p>
     <w:p>
@@ -12284,7 +12332,7 @@
           <w:color w:val="808080"/>
           <w:sz w:val="18"/>
         </w:rPr>
-        <w:t>소피아, 넌 날 몇 년째 알잖아. 믿을게.</w:t>
+        <w:t>소피아, 날 몇 년째 알잖아요. 믿을게요.</w:t>
       </w:r>
     </w:p>
     <w:p>
@@ -12472,7 +12520,7 @@
           <w:color w:val="808080"/>
           <w:sz w:val="18"/>
         </w:rPr>
-        <w:t>편지에 이번 달들의 정산도 요구하자.</w:t>
+        <w:t>편지에 요 몇 달 치 정산도 요구하자.</w:t>
       </w:r>
     </w:p>
     <w:p>
@@ -14411,7 +14459,7 @@
           <w:color w:val="1A1A1A"/>
           <w:sz w:val="22"/>
         </w:rPr>
-        <w:t xml:space="preserve">   Sofia, scrivi tu la bozza. Ti guardiamo io e Marco.</w:t>
+        <w:t xml:space="preserve">   Sofia, scrivi tu la bozza. La controlliamo io e Marco.</w:t>
       </w:r>
     </w:p>
     <w:p>
@@ -14495,15 +14543,39 @@
           <w:color w:val="262626"/>
           <w:sz w:val="18"/>
         </w:rPr>
-        <w:t>guardiamo</w:t>
-      </w:r>
-      <w:r>
-        <w:rPr>
-          <w:b w:val="0"/>
-          <w:color w:val="262626"/>
-          <w:sz w:val="18"/>
-        </w:rPr>
-        <w:t xml:space="preserve"> — 동사 guardare(봐 주다) 직설법 현재 1인칭 복수</w:t>
+        <w:t>controlliamo</w:t>
+      </w:r>
+      <w:r>
+        <w:rPr>
+          <w:b w:val="0"/>
+          <w:color w:val="262626"/>
+          <w:sz w:val="18"/>
+        </w:rPr>
+        <w:t xml:space="preserve"> — 동사 controllare(확인하다) 직설법 현재 1인칭 복수</w:t>
+      </w:r>
+      <w:r>
+        <w:rPr>
+          <w:b w:val="0"/>
+          <w:color w:val="262626"/>
+          <w:sz w:val="18"/>
+        </w:rPr>
+        <w:t xml:space="preserve"> · </w:t>
+      </w:r>
+      <w:r>
+        <w:rPr>
+          <w:b/>
+          <w:color w:val="262626"/>
+          <w:sz w:val="18"/>
+        </w:rPr>
+        <w:t>la</w:t>
+      </w:r>
+      <w:r>
+        <w:rPr>
+          <w:b w:val="0"/>
+          <w:color w:val="262626"/>
+          <w:sz w:val="18"/>
+        </w:rPr>
+        <w:t xml:space="preserve"> — 직접목적대명사 여성 단수 — la bozza를 받음</w:t>
       </w:r>
     </w:p>
     <w:p>
@@ -14526,7 +14598,7 @@
           <w:color w:val="262626"/>
           <w:sz w:val="18"/>
         </w:rPr>
-        <w:t>Ti guardiamo io e Marco: 주어 io e Marco = noi → 동사 1인칭 복수. 주어를 동사 뒤에 두어 누가 볼지 강조. scrivi tu = '네가 써' (tu 강조).</w:t>
+        <w:t>명령형 뒤 tu를 붙이면 '네가 해'라는 강조(scrivi tu). 직접목적대명사 la는 앞의 여성 명사 bozza를 가리킨다. io e Marco가 주어(뒤에 놓아 강조).</w:t>
       </w:r>
     </w:p>
     <w:p>
@@ -14549,7 +14621,7 @@
           <w:color w:val="262626"/>
           <w:sz w:val="18"/>
         </w:rPr>
-        <w:t>직접 해 보며 배우게 하는 Chiara의 멘토 방식 — 'Ti guardiamo' = '우리가 봐 줄게'.</w:t>
+        <w:t>Chiara가 Sofia에게 일을 맡기며 안심시키는 말 — 초안은 네가, 검토는 우리가.</w:t>
       </w:r>
     </w:p>
     <w:p>
@@ -14572,7 +14644,7 @@
           <w:color w:val="262626"/>
           <w:sz w:val="18"/>
         </w:rPr>
-        <w:t>명령법 2인칭 단수(scrivi) — 지시; 직설법 현재(guardiamo) — 가까운 미래</w:t>
+        <w:t>tu 명령법 + 직설법 현재(가까운 미래)</w:t>
       </w:r>
     </w:p>
     <w:p>
@@ -16704,7 +16776,7 @@
           <w:color w:val="1A1A1A"/>
           <w:sz w:val="22"/>
         </w:rPr>
-        <w:t xml:space="preserve">   Non sbagli niente. Abbiamo controllato tutto insieme, tre volte.</w:t>
+        <w:t xml:space="preserve">   Non sbaglia niente. Abbiamo controllato tutto insieme, tre volte.</w:t>
       </w:r>
     </w:p>
     <w:p>
@@ -16740,15 +16812,15 @@
           <w:color w:val="262626"/>
           <w:sz w:val="18"/>
         </w:rPr>
-        <w:t>sbagli</w:t>
-      </w:r>
-      <w:r>
-        <w:rPr>
-          <w:b w:val="0"/>
-          <w:color w:val="262626"/>
-          <w:sz w:val="18"/>
-        </w:rPr>
-        <w:t xml:space="preserve"> — 동사 sbagliare 직설법 현재 2인칭 단수</w:t>
+        <w:t>sbaglia</w:t>
+      </w:r>
+      <w:r>
+        <w:rPr>
+          <w:b w:val="0"/>
+          <w:color w:val="262626"/>
+          <w:sz w:val="18"/>
+        </w:rPr>
+        <w:t xml:space="preserve"> — 동사 sbagliare(틀리다) 직설법 현재 3인칭 단수(Lei)</w:t>
       </w:r>
       <w:r>
         <w:rPr>
@@ -16772,7 +16844,7 @@
           <w:color w:val="262626"/>
           <w:sz w:val="18"/>
         </w:rPr>
-        <w:t xml:space="preserve"> — 동사 controllare 근과거 1인칭 복수</w:t>
+        <w:t xml:space="preserve"> — 동사 controllare(확인하다) 근과거 1인칭 복수</w:t>
       </w:r>
       <w:r>
         <w:rPr>
@@ -16788,6 +16860,30 @@
           <w:color w:val="262626"/>
           <w:sz w:val="18"/>
         </w:rPr>
+        <w:t>insieme</w:t>
+      </w:r>
+      <w:r>
+        <w:rPr>
+          <w:b w:val="0"/>
+          <w:color w:val="262626"/>
+          <w:sz w:val="18"/>
+        </w:rPr>
+        <w:t xml:space="preserve"> — 부사 · 함께</w:t>
+      </w:r>
+      <w:r>
+        <w:rPr>
+          <w:b w:val="0"/>
+          <w:color w:val="262626"/>
+          <w:sz w:val="18"/>
+        </w:rPr>
+        <w:t xml:space="preserve"> · </w:t>
+      </w:r>
+      <w:r>
+        <w:rPr>
+          <w:b/>
+          <w:color w:val="262626"/>
+          <w:sz w:val="18"/>
+        </w:rPr>
         <w:t>volte</w:t>
       </w:r>
       <w:r>
@@ -16796,7 +16892,7 @@
           <w:color w:val="262626"/>
           <w:sz w:val="18"/>
         </w:rPr>
-        <w:t xml:space="preserve"> — 명사(여) volta의 복수 · 번, 회</w:t>
+        <w:t xml:space="preserve"> — 명사 volta(번, 회)의 여성 복수 — tre volte: 세 번</w:t>
       </w:r>
     </w:p>
     <w:p>
@@ -16819,7 +16915,7 @@
           <w:color w:val="262626"/>
           <w:sz w:val="18"/>
         </w:rPr>
-        <w:t>Non sbagli niente: 상대의 동사를 받아 부정 — 이중부정 non ... niente. 횟수 = 수사 + volte(una volta, tre volte).</w:t>
+        <w:t>non ... niente: 이중 부정이 아니라 '아무것도 ~않다'. 근과거 avere + 과거분사.</w:t>
       </w:r>
     </w:p>
     <w:p>
@@ -16842,7 +16938,7 @@
           <w:color w:val="262626"/>
           <w:sz w:val="18"/>
         </w:rPr>
-        <w:t>tre volte: '세 번이나' — 안심시키기 위한 강조. 친구에게 tu를 쓰는 Sofia.</w:t>
+        <w:t>Sofia가 Fatima를 Lei로 안심시키는 말 — '다 같이 세 번이나 확인했어요'.</w:t>
       </w:r>
     </w:p>
     <w:p>
@@ -16865,7 +16961,7 @@
           <w:color w:val="262626"/>
           <w:sz w:val="18"/>
         </w:rPr>
-        <w:t>직설법 현재(sbagli) — 확신; 근과거(Passato prossimo: abbiamo controllato) — 완료된 확인</w:t>
+        <w:t>직설법 현재(Indicativo presente) + 근과거(Passato prossimo)</w:t>
       </w:r>
     </w:p>
     <w:p>
@@ -17904,7 +18000,7 @@
           <w:color w:val="1A1A1A"/>
           <w:sz w:val="22"/>
         </w:rPr>
-        <w:t xml:space="preserve">   Aspetta, prima parliamo del costo. Quanto ci dobbiamo.</w:t>
+        <w:t xml:space="preserve">   Aspetta, prima parliamo del costo. Quanto le chiediamo?</w:t>
       </w:r>
     </w:p>
     <w:p>
@@ -17917,7 +18013,7 @@
           <w:color w:val="808080"/>
           <w:sz w:val="18"/>
         </w:rPr>
-        <w:t>잠깐, 비용 얘기부터 하자. 우리한테 얼마를 줘야 하는지.</w:t>
+        <w:t>잠깐, 비용 얘기부터 하자. 파티마한테 얼마 받을까?</w:t>
       </w:r>
     </w:p>
     <w:p>
@@ -17972,7 +18068,7 @@
           <w:color w:val="262626"/>
           <w:sz w:val="18"/>
         </w:rPr>
-        <w:t xml:space="preserve"> — 동사 parlare 명령법 1인칭 복수</w:t>
+        <w:t xml:space="preserve"> — 동사 parlare(말하다) noi 명령형/직설법 현재 1인칭 복수 — '~하자'</w:t>
       </w:r>
       <w:r>
         <w:rPr>
@@ -18012,15 +18108,15 @@
           <w:color w:val="262626"/>
           <w:sz w:val="18"/>
         </w:rPr>
-        <w:t>dobbiamo</w:t>
-      </w:r>
-      <w:r>
-        <w:rPr>
-          <w:b w:val="0"/>
-          <w:color w:val="262626"/>
-          <w:sz w:val="18"/>
-        </w:rPr>
-        <w:t xml:space="preserve"> — 동사 dovere(빚지다, ~해야 하다) 직설법 현재 1인칭 복수</w:t>
+        <w:t>le chiediamo</w:t>
+      </w:r>
+      <w:r>
+        <w:rPr>
+          <w:b w:val="0"/>
+          <w:color w:val="262626"/>
+          <w:sz w:val="18"/>
+        </w:rPr>
+        <w:t xml:space="preserve"> — 간접목적대명사 le(그녀에게) + chiedere(요청하다) 1인칭 복수</w:t>
       </w:r>
     </w:p>
     <w:p>
@@ -18043,7 +18139,7 @@
           <w:color w:val="262626"/>
           <w:sz w:val="18"/>
         </w:rPr>
-        <w:t>parlare di + 명사 → del costo(di + il). dovere는 '~해야 한다' 외에 '(돈을) 빚지다'. Quanto ci dobbiamo: ci는 '서로에게'(상호) — 물음표 없는 평서 억양의 간접적 질문.</w:t>
+        <w:t>parlare di + 명사: '~에 대해 말하다'(di + il = del). le = a lei(Fatima에게)를 받는 간접목적대명사. chiedere qualcosa a qualcuno: '누구에게 무엇을 청구하다'.</w:t>
       </w:r>
     </w:p>
     <w:p>
@@ -18066,7 +18162,7 @@
           <w:color w:val="262626"/>
           <w:sz w:val="18"/>
         </w:rPr>
-        <w:t>Aspetta!: '잠깐!'(tu). 돈 문제를 분명히 하려는 변호사 Marco — 그러나 곧 무료라는 답이 나온다.</w:t>
+        <w:t>Quanto le chiediamo?: '그녀에게 얼마 받을까?' — 비용을 정할 때 쓰는 자연스러운 표현.</w:t>
       </w:r>
     </w:p>
     <w:p>
@@ -18089,7 +18185,7 @@
           <w:color w:val="262626"/>
           <w:sz w:val="18"/>
         </w:rPr>
-        <w:t>명령법(aspetta 2인칭 단수, parliamo 1인칭 복수) — 제지·제안; 직설법 현재(dobbiamo) — 현재의 채무</w:t>
+        <w:t>직설법 현재(Indicativo presente) — 제안·질문</w:t>
       </w:r>
     </w:p>
     <w:p>
@@ -19329,7 +19425,7 @@
           <w:color w:val="808080"/>
           <w:sz w:val="18"/>
         </w:rPr>
-        <w:t>위기란 낡은 것은 죽었는데 새것은 태어나지 못하는 상태를 뜻해.</w:t>
+        <w:t>위기란 낡은 것은 죽어 가는데 새것은 태어나지 못하는 데 있지.</w:t>
       </w:r>
     </w:p>
     <w:p>
@@ -22505,7 +22601,7 @@
           <w:color w:val="1A1A1A"/>
           <w:sz w:val="22"/>
         </w:rPr>
-        <w:t xml:space="preserve">   Sedetevi tutti, che porto la pasta prima che si freddi.</w:t>
+        <w:t xml:space="preserve">   Sedetevi tutti, che porto la pasta prima che si raffreddi.</w:t>
       </w:r>
     </w:p>
     <w:p>
@@ -22549,7 +22645,7 @@
           <w:color w:val="262626"/>
           <w:sz w:val="18"/>
         </w:rPr>
-        <w:t xml:space="preserve"> — sedersi의 voi 명령형 sedete + vi</w:t>
+        <w:t xml:space="preserve"> — 재귀동사 sedersi(앉다)의 voi 명령형 sedete + vi</w:t>
       </w:r>
       <w:r>
         <w:rPr>
@@ -22573,7 +22669,7 @@
           <w:color w:val="262626"/>
           <w:sz w:val="18"/>
         </w:rPr>
-        <w:t xml:space="preserve"> — 동사 portare 직설법 현재 1인칭 단수</w:t>
+        <w:t xml:space="preserve"> — 동사 portare(가져오다) 직설법 현재 1인칭 단수</w:t>
       </w:r>
       <w:r>
         <w:rPr>
@@ -22613,15 +22709,15 @@
           <w:color w:val="262626"/>
           <w:sz w:val="18"/>
         </w:rPr>
-        <w:t>si freddi</w:t>
-      </w:r>
-      <w:r>
-        <w:rPr>
-          <w:b w:val="0"/>
-          <w:color w:val="262626"/>
-          <w:sz w:val="18"/>
-        </w:rPr>
-        <w:t xml:space="preserve"> — 재귀동사 freddarsi(식다) 접속법 현재 3인칭 단수 — 표준어는 raffreddarsi(si raffreddi)</w:t>
+        <w:t>si raffreddi</w:t>
+      </w:r>
+      <w:r>
+        <w:rPr>
+          <w:b w:val="0"/>
+          <w:color w:val="262626"/>
+          <w:sz w:val="18"/>
+        </w:rPr>
+        <w:t xml:space="preserve"> — 재귀동사 raffreddarsi(식다) 접속법 현재 3인칭 단수</w:t>
       </w:r>
     </w:p>
     <w:p>
@@ -22644,7 +22740,7 @@
           <w:color w:val="262626"/>
           <w:sz w:val="18"/>
         </w:rPr>
-        <w:t>prima che + 접속법 현재(si freddi). 구어의 che = '~하니까'. 재귀 명령형 sedetevi.</w:t>
+        <w:t>prima che + 접속법: '~하기 전에'(prima che si raffreddi). 구어의 che = '~하니까'(che causale).</w:t>
       </w:r>
     </w:p>
     <w:p>
@@ -22667,7 +22763,7 @@
           <w:color w:val="262626"/>
           <w:sz w:val="18"/>
         </w:rPr>
-        <w:t>prima che si freddi: '식기 전에' — 음식을 권하는 Rosa의 시그니처 환대로 마무리.</w:t>
+        <w:t>Rosa의 환대 표현: 다 앉아, 식기 전에 파스타 내올게.</w:t>
       </w:r>
     </w:p>
     <w:p>
@@ -22690,7 +22786,7 @@
           <w:color w:val="262626"/>
           <w:sz w:val="18"/>
         </w:rPr>
-        <w:t>명령법 2인칭 복수(sedetevi) — 권유; 직설법 현재(porto) — 바로 할 행동; 접속법 현재(si freddi) — prima che 뒤</w:t>
+        <w:t>voi 명령법 + 직설법 현재 + 접속법 현재(Congiuntivo presente, prima che)</w:t>
       </w:r>
     </w:p>
     <w:p>
@@ -22717,7 +22813,7 @@
           <w:color w:val="1A1A1A"/>
           <w:sz w:val="22"/>
         </w:rPr>
-        <w:t xml:space="preserve">   Alessandro, i tuoi numeri hanno vinto la giornata, oggi.</w:t>
+        <w:t xml:space="preserve">   Alessandro, oggi hanno vinto i tuoi numeri.</w:t>
       </w:r>
     </w:p>
     <w:p>
@@ -22730,7 +22826,7 @@
           <w:color w:val="808080"/>
           <w:sz w:val="18"/>
         </w:rPr>
-        <w:t>알레산드로, 오늘은 네 숫자가 승리했어.</w:t>
+        <w:t>알레산드로, 오늘은 네 숫자가 이겼어.</w:t>
       </w:r>
     </w:p>
     <w:p>
@@ -22753,6 +22849,54 @@
           <w:color w:val="262626"/>
           <w:sz w:val="18"/>
         </w:rPr>
+        <w:t>oggi</w:t>
+      </w:r>
+      <w:r>
+        <w:rPr>
+          <w:b w:val="0"/>
+          <w:color w:val="262626"/>
+          <w:sz w:val="18"/>
+        </w:rPr>
+        <w:t xml:space="preserve"> — 부사 · 오늘</w:t>
+      </w:r>
+      <w:r>
+        <w:rPr>
+          <w:b w:val="0"/>
+          <w:color w:val="262626"/>
+          <w:sz w:val="18"/>
+        </w:rPr>
+        <w:t xml:space="preserve"> · </w:t>
+      </w:r>
+      <w:r>
+        <w:rPr>
+          <w:b/>
+          <w:color w:val="262626"/>
+          <w:sz w:val="18"/>
+        </w:rPr>
+        <w:t>hanno vinto</w:t>
+      </w:r>
+      <w:r>
+        <w:rPr>
+          <w:b w:val="0"/>
+          <w:color w:val="262626"/>
+          <w:sz w:val="18"/>
+        </w:rPr>
+        <w:t xml:space="preserve"> — 동사 vincere(이기다) 근과거 3인칭 복수 — 과거분사 vinto(불규칙)</w:t>
+      </w:r>
+      <w:r>
+        <w:rPr>
+          <w:b w:val="0"/>
+          <w:color w:val="262626"/>
+          <w:sz w:val="18"/>
+        </w:rPr>
+        <w:t xml:space="preserve"> · </w:t>
+      </w:r>
+      <w:r>
+        <w:rPr>
+          <w:b/>
+          <w:color w:val="262626"/>
+          <w:sz w:val="18"/>
+        </w:rPr>
         <w:t>tuoi</w:t>
       </w:r>
       <w:r>
@@ -22761,7 +22905,7 @@
           <w:color w:val="262626"/>
           <w:sz w:val="18"/>
         </w:rPr>
-        <w:t xml:space="preserve"> — 소유형용사 tuo의 남·복 — numeri에 일치</w:t>
+        <w:t xml:space="preserve"> — 소유형용사 tuo(너의)의 남성 복수</w:t>
       </w:r>
       <w:r>
         <w:rPr>
@@ -22777,39 +22921,15 @@
           <w:color w:val="262626"/>
           <w:sz w:val="18"/>
         </w:rPr>
-        <w:t>hanno vinto</w:t>
-      </w:r>
-      <w:r>
-        <w:rPr>
-          <w:b w:val="0"/>
-          <w:color w:val="262626"/>
-          <w:sz w:val="18"/>
-        </w:rPr>
-        <w:t xml:space="preserve"> — 동사 vincere(이기다) 근과거 3인칭 복수 — 과거분사 불규칙 vinto</w:t>
-      </w:r>
-      <w:r>
-        <w:rPr>
-          <w:b w:val="0"/>
-          <w:color w:val="262626"/>
-          <w:sz w:val="18"/>
-        </w:rPr>
-        <w:t xml:space="preserve"> · </w:t>
-      </w:r>
-      <w:r>
-        <w:rPr>
-          <w:b/>
-          <w:color w:val="262626"/>
-          <w:sz w:val="18"/>
-        </w:rPr>
-        <w:t>giornata</w:t>
-      </w:r>
-      <w:r>
-        <w:rPr>
-          <w:b w:val="0"/>
-          <w:color w:val="262626"/>
-          <w:sz w:val="18"/>
-        </w:rPr>
-        <w:t xml:space="preserve"> — 명사(여) · 하루(의 일과) / 복수 giornate</w:t>
+        <w:t>numeri</w:t>
+      </w:r>
+      <w:r>
+        <w:rPr>
+          <w:b w:val="0"/>
+          <w:color w:val="262626"/>
+          <w:sz w:val="18"/>
+        </w:rPr>
+        <w:t xml:space="preserve"> — 명사 numero(숫자)의 남성 복수</w:t>
       </w:r>
     </w:p>
     <w:p>
@@ -22832,7 +22952,7 @@
           <w:color w:val="262626"/>
           <w:sz w:val="18"/>
         </w:rPr>
-        <w:t>vincere → vinto(불규칙 과거분사). giorno(날, 단위) vs giornata(하루 동안의 일·경험): Buona giornata!</w:t>
+        <w:t>주어(i tuoi numeri)를 동사 뒤에 두어 강조하는 어순. 소유형용사 앞에는 보통 정관사(i tuoi numeri).</w:t>
       </w:r>
     </w:p>
     <w:p>
@@ -22855,7 +22975,7 @@
           <w:color w:val="262626"/>
           <w:sz w:val="18"/>
         </w:rPr>
-        <w:t>vincere la giornata: '오늘의 승자가 되다' — 경쟁 상대 Alessandro를 인정하는 Marco의 화해 제스처.</w:t>
+        <w:t>Marco가 늘 다투던 Alessandro를 인정하는 말 — 화해의 순간.</w:t>
       </w:r>
     </w:p>
     <w:p>
@@ -22878,7 +22998,7 @@
           <w:color w:val="262626"/>
           <w:sz w:val="18"/>
         </w:rPr>
-        <w:t>근과거(Passato prossimo: hanno vinto) — 오늘 완료된 결과</w:t>
+        <w:t>근과거(Passato prossimo) — 오늘 끝난 일</w:t>
       </w:r>
     </w:p>
     <w:p>
